--- a/Space_News_18_06_2026.docx
+++ b/Space_News_18_06_2026.docx
@@ -175,6 +175,46 @@
     </w:p>
     <w:p>
       <w:pPr>
+        <w:spacing w:after="120"/>
+        <w:jc w:val="center"/>
+      </w:pPr>
+      <w:r>
+        <w:drawing>
+          <wp:inline xmlns:a="http://schemas.openxmlformats.org/drawingml/2006/main" xmlns:pic="http://schemas.openxmlformats.org/drawingml/2006/picture">
+            <wp:extent cx="4389120" cy="2468880"/>
+            <wp:docPr id="3" name="Picture 3"/>
+            <wp:cNvGraphicFramePr>
+              <a:graphicFrameLocks noChangeAspect="1"/>
+            </wp:cNvGraphicFramePr>
+            <a:graphic>
+              <a:graphicData uri="http://schemas.openxmlformats.org/drawingml/2006/picture">
+                <pic:pic>
+                  <pic:nvPicPr>
+                    <pic:cNvPr id="0" name="image.jpg"/>
+                    <pic:cNvPicPr/>
+                  </pic:nvPicPr>
+                  <pic:blipFill>
+                    <a:blip r:embed="rId13"/>
+                    <a:stretch>
+                      <a:fillRect/>
+                    </a:stretch>
+                  </pic:blipFill>
+                  <pic:spPr>
+                    <a:xfrm>
+                      <a:off x="0" y="0"/>
+                      <a:ext cx="4389120" cy="2468880"/>
+                    </a:xfrm>
+                    <a:prstGeom prst="rect"/>
+                  </pic:spPr>
+                </pic:pic>
+              </a:graphicData>
+            </a:graphic>
+          </wp:inline>
+        </w:drawing>
+      </w:r>
+    </w:p>
+    <w:p>
+      <w:pPr>
         <w:spacing w:after="120" w:line="276" w:lineRule="auto"/>
         <w:jc w:val="both"/>
       </w:pPr>
@@ -212,7 +252,7 @@
         <w:spacing w:after="80"/>
         <w:jc w:val="left"/>
       </w:pPr>
-      <w:hyperlink r:id="rId13">
+      <w:hyperlink r:id="rId14">
         <w:r>
           <w:rPr>
             <w:color w:val="0000FF"/>
@@ -261,7 +301,7 @@
         <w:spacing w:after="80"/>
         <w:jc w:val="left"/>
       </w:pPr>
-      <w:hyperlink r:id="rId14">
+      <w:hyperlink r:id="rId15">
         <w:r>
           <w:rPr>
             <w:color w:val="0000FF"/>
@@ -281,7 +321,7 @@
           <w:rFonts w:ascii="Times New Roman" w:hAnsi="Times New Roman"/>
           <w:sz w:val="24"/>
         </w:rPr>
-        <w:t>Union Minister Dr Jitendra Singh on Friday congratulated Indian Space Research Organisation (ISRO) for the successful completion of the Second Integrated Air Drop Test (IADT-02) for Gaganyaan, India's first human spaceflight mission scheduled for launch in 2027. He described the achievement as a significant milestone in preparing for the ambitious mission. Taking to social media platform X, Singh wrote, "Congratulations ISRO for the successful accomplishment of Second Integrated Air Drop Test (IADT-02) for Gaganyaan, India's first Human Space flight scheduled next year." He further noted, "The second Integrated Air Drop Test (IADT-02) was successfully conducted at Satish Dhawan Space Station, Sriharikota. This marks an important milestone towards the readiness for the Gaganyaan mission." India's first human spaceflight will be launched from Sriharikota in 2027. Although the mission has faced multiple delays due to its technological complexity, India has been developing the capabilities indigenously. Notably, such critical spaceflight technologies are closely guarded, and no country shares them. The government has allocated approximately Rs 10,000 crore for the Gaganyaan programme. The mission is now in its final phase, with the first crewed flight expected in the first quarter of 2027. Earlier, on April 8, ISRO Chairman V. Narayanan stated that all preparations for the uncrewed Gaganyaan missions are progressing smoothly. Speaking at the inaugural session of the 2nd International Conference on Smart Spacecraft Mission Operations, he said, "We are meeting just before the first uncrewed Gaganyaan mission. This is no ordinary mission but a crucial one for India. There will be three uncrewed missions before the final crewed launch. All activities for the first mission are progressing well, though challenges remain." The conference was also attended by former ISRO chiefs A.S. Kiran Kumar and S. Somanath, along with ISRO centre directors, students, and representatives from space startups. Meanwhile, India's human spaceflight preparations advanced further on April 4, as four selected astronauts began a high-altitude experiment in Ladakh under the "Mission Mitra" (Mapping of Interoperable Traits and Reliability Assessment). The programme aims to evaluate human performance in extreme environments. The astronauts, including Group Captain Shubhnashu Shukla and P. Balakrishnan Nair, arrived in Leh earlier this week for acclimatisation. The mission is supported by a multidisciplinary team of scientists, engineers, medical experts, and psychologists, marking another crucial step in India's journey towards human space exploration. -IANS</w:t>
+        <w:t>10/04/26 | 9:08 am | Gaganyaan mission ISRO Jitendra Singh Jitendra Singh congratulates ISRO for successful completion of IADT-02 for Gaganyaan Mission Union Minister Dr Jitendra Singh on Friday congratulated Indian Space Research Organisation (ISRO) for the successful completion of the Second Integrated Air Drop Test (IADT-02) for Gaganyaan, India's first human spaceflight mission scheduled for launch in 2027. He described the achievement as a significant milestone in preparing for the ambitious mission. Taking to social media platform X, Singh wrote, "Congratulations ISRO for the successful accomplishment of Second Integrated Air Drop Test (IADT-02) for Gaganyaan, India's first Human Space flight scheduled next year." He further noted, "The second Integrated Air Drop Test (IADT-02) was successfully conducted at Satish Dhawan Space Station, Sriharikota. This marks an important milestone towards the readiness for the Gaganyaan mission." India's first human spaceflight will be launched from Sriharikota in 2027. Although the mission has faced multiple delays due to its technological complexity, India has been developing the capabilities indigenously. Notably, such critical spaceflight technologies are closely guarded, and no country shares them. The government has allocated approximately Rs 10,000 crore for the Gaganyaan programme. The mission is now in its final phase, with the first crewed flight expected in the first quarter of 2027. Earlier, on April 8, ISRO Chairman V. Narayanan stated that all preparations for the uncrewed Gaganyaan missions are progressing smoothly. Speaking at the inaugural session of the 2nd International Conference on Smart Spacecraft Mission Operations, he said, "We are meeting just before the first uncrewed Gaganyaan mission. This is no ordinary mission but a crucial one for India. There will be three uncrewed missions before the final crewed launch. All activities for the first mission are progressing well, though challenges remain." The conference was also attended by former ISRO chiefs A.S. Kiran Kumar and S. Somanath, along with ISRO centre directors, students, and representatives from space startups. Meanwhile, India's human spaceflight preparations advanced further on April 4, as four selected astronauts began a high-altitude experiment in Ladakh under the "Mission Mitra" (Mapping of Interoperable Traits and Reliability Assessment). The programme aims to evaluate human performance in extreme environments. The astronauts, including Group Captain Shubhnashu Shukla and P. Balakrishnan Nair, arrived in Leh earlier this week for acclimatisation. The mission is supported by a multidisciplinary team of scientists, engineers, medical experts, and psychologists, marking another crucial step in India's journey towards human space exploration. -IANS 16 mins ago | Madhya Pradesh Chief Minister Mohan Yadav Prez Murmu begins 5-day MP visit, receives warm welcome in Indore President Droupadi Murmu arrived in Indore on Thursday morning on a five-day visit to Madhya Pradesh and was accorded a warm welcome at Devi Ahilyabai Holkar Airport by Chief Minister Mohan Yadav, Governor Mangubhai Patel and other senior leaders and... 48 mins ago | G7 Summit in Evian PM Modi arrives in Paris for final leg of France visit Prime Minister Narendra Modi arrived in Paris on Wednesday (local time) for the final leg of his visit to France, following his participation in the G7 Summit in Evian. Upon his arrival in the French capital, the Prime Minister received a warm welco... 1 hour ago | Buddhist scholar PM Modi mourns demise of renowned Buddhist scholar Robert Thurman, calls him a 'lifelong friend of India' Prime Minister Narendra Modi on Thursday expressed deep sorrow over the passing of renowned American Buddhist scholar and Padma Shri awardee Robert A. F. Thurman. In a post on X, the Prime Minister said, "Deeply saddened by the passing of Mr. Robert...</w:t>
       </w:r>
     </w:p>
     <w:p>
@@ -310,7 +350,7 @@
         <w:spacing w:after="80"/>
         <w:jc w:val="left"/>
       </w:pPr>
-      <w:hyperlink r:id="rId15">
+      <w:hyperlink r:id="rId16">
         <w:r>
           <w:rPr>
             <w:color w:val="0000FF"/>
@@ -329,7 +369,7 @@
         <w:drawing>
           <wp:inline xmlns:a="http://schemas.openxmlformats.org/drawingml/2006/main" xmlns:pic="http://schemas.openxmlformats.org/drawingml/2006/picture">
             <wp:extent cx="4389120" cy="2468880"/>
-            <wp:docPr id="3" name="Picture 3"/>
+            <wp:docPr id="4" name="Picture 4"/>
             <wp:cNvGraphicFramePr>
               <a:graphicFrameLocks noChangeAspect="1"/>
             </wp:cNvGraphicFramePr>
@@ -341,7 +381,7 @@
                     <pic:cNvPicPr/>
                   </pic:nvPicPr>
                   <pic:blipFill>
-                    <a:blip r:embed="rId16"/>
+                    <a:blip r:embed="rId17"/>
                     <a:stretch>
                       <a:fillRect/>
                     </a:stretch>
@@ -399,7 +439,7 @@
         <w:spacing w:after="80"/>
         <w:jc w:val="left"/>
       </w:pPr>
-      <w:hyperlink r:id="rId17">
+      <w:hyperlink r:id="rId18">
         <w:r>
           <w:rPr>
             <w:color w:val="0000FF"/>
@@ -454,7 +494,7 @@
         <w:spacing w:after="80"/>
         <w:jc w:val="left"/>
       </w:pPr>
-      <w:hyperlink r:id="rId18">
+      <w:hyperlink r:id="rId19">
         <w:r>
           <w:rPr>
             <w:color w:val="0000FF"/>
@@ -509,7 +549,7 @@
         <w:spacing w:after="80"/>
         <w:jc w:val="left"/>
       </w:pPr>
-      <w:hyperlink r:id="rId19">
+      <w:hyperlink r:id="rId20">
         <w:r>
           <w:rPr>
             <w:color w:val="0000FF"/>
@@ -564,7 +604,7 @@
         <w:spacing w:after="80"/>
         <w:jc w:val="left"/>
       </w:pPr>
-      <w:hyperlink r:id="rId20">
+      <w:hyperlink r:id="rId21">
         <w:r>
           <w:rPr>
             <w:color w:val="0000FF"/>
@@ -583,7 +623,7 @@
         <w:drawing>
           <wp:inline xmlns:a="http://schemas.openxmlformats.org/drawingml/2006/main" xmlns:pic="http://schemas.openxmlformats.org/drawingml/2006/picture">
             <wp:extent cx="4389120" cy="2468880"/>
-            <wp:docPr id="4" name="Picture 4"/>
+            <wp:docPr id="5" name="Picture 5"/>
             <wp:cNvGraphicFramePr>
               <a:graphicFrameLocks noChangeAspect="1"/>
             </wp:cNvGraphicFramePr>
@@ -595,7 +635,7 @@
                     <pic:cNvPicPr/>
                   </pic:nvPicPr>
                   <pic:blipFill>
-                    <a:blip r:embed="rId21"/>
+                    <a:blip r:embed="rId22"/>
                     <a:stretch>
                       <a:fillRect/>
                     </a:stretch>
@@ -653,7 +693,7 @@
         <w:spacing w:after="80"/>
         <w:jc w:val="left"/>
       </w:pPr>
-      <w:hyperlink r:id="rId22">
+      <w:hyperlink r:id="rId23">
         <w:r>
           <w:rPr>
             <w:color w:val="0000FF"/>
@@ -672,7 +712,7 @@
         <w:drawing>
           <wp:inline xmlns:a="http://schemas.openxmlformats.org/drawingml/2006/main" xmlns:pic="http://schemas.openxmlformats.org/drawingml/2006/picture">
             <wp:extent cx="4389120" cy="2468880"/>
-            <wp:docPr id="5" name="Picture 5"/>
+            <wp:docPr id="6" name="Picture 6"/>
             <wp:cNvGraphicFramePr>
               <a:graphicFrameLocks noChangeAspect="1"/>
             </wp:cNvGraphicFramePr>
@@ -684,7 +724,7 @@
                     <pic:cNvPicPr/>
                   </pic:nvPicPr>
                   <pic:blipFill>
-                    <a:blip r:embed="rId23"/>
+                    <a:blip r:embed="rId24"/>
                     <a:stretch>
                       <a:fillRect/>
                     </a:stretch>
@@ -742,7 +782,7 @@
         <w:spacing w:after="80"/>
         <w:jc w:val="left"/>
       </w:pPr>
-      <w:hyperlink r:id="rId24">
+      <w:hyperlink r:id="rId25">
         <w:r>
           <w:rPr>
             <w:color w:val="0000FF"/>
@@ -791,7 +831,7 @@
         <w:spacing w:after="80"/>
         <w:jc w:val="left"/>
       </w:pPr>
-      <w:hyperlink r:id="rId25">
+      <w:hyperlink r:id="rId26">
         <w:r>
           <w:rPr>
             <w:color w:val="0000FF"/>
@@ -810,7 +850,7 @@
         <w:drawing>
           <wp:inline xmlns:a="http://schemas.openxmlformats.org/drawingml/2006/main" xmlns:pic="http://schemas.openxmlformats.org/drawingml/2006/picture">
             <wp:extent cx="4389120" cy="4389120"/>
-            <wp:docPr id="6" name="Picture 6"/>
+            <wp:docPr id="7" name="Picture 7"/>
             <wp:cNvGraphicFramePr>
               <a:graphicFrameLocks noChangeAspect="1"/>
             </wp:cNvGraphicFramePr>
@@ -822,7 +862,7 @@
                     <pic:cNvPicPr/>
                   </pic:nvPicPr>
                   <pic:blipFill>
-                    <a:blip r:embed="rId26"/>
+                    <a:blip r:embed="rId27"/>
                     <a:stretch>
                       <a:fillRect/>
                     </a:stretch>
@@ -880,7 +920,7 @@
         <w:spacing w:after="80"/>
         <w:jc w:val="left"/>
       </w:pPr>
-      <w:hyperlink r:id="rId27">
+      <w:hyperlink r:id="rId28">
         <w:r>
           <w:rPr>
             <w:color w:val="0000FF"/>
@@ -899,7 +939,7 @@
         <w:drawing>
           <wp:inline xmlns:a="http://schemas.openxmlformats.org/drawingml/2006/main" xmlns:pic="http://schemas.openxmlformats.org/drawingml/2006/picture">
             <wp:extent cx="4389120" cy="4389120"/>
-            <wp:docPr id="7" name="Picture 7"/>
+            <wp:docPr id="8" name="Picture 8"/>
             <wp:cNvGraphicFramePr>
               <a:graphicFrameLocks noChangeAspect="1"/>
             </wp:cNvGraphicFramePr>
@@ -911,7 +951,7 @@
                     <pic:cNvPicPr/>
                   </pic:nvPicPr>
                   <pic:blipFill>
-                    <a:blip r:embed="rId28"/>
+                    <a:blip r:embed="rId29"/>
                     <a:stretch>
                       <a:fillRect/>
                     </a:stretch>
@@ -969,7 +1009,7 @@
         <w:spacing w:after="80"/>
         <w:jc w:val="left"/>
       </w:pPr>
-      <w:hyperlink r:id="rId29">
+      <w:hyperlink r:id="rId30">
         <w:r>
           <w:rPr>
             <w:color w:val="0000FF"/>
@@ -988,7 +1028,7 @@
         <w:drawing>
           <wp:inline xmlns:a="http://schemas.openxmlformats.org/drawingml/2006/main" xmlns:pic="http://schemas.openxmlformats.org/drawingml/2006/picture">
             <wp:extent cx="4389120" cy="4389120"/>
-            <wp:docPr id="8" name="Picture 8"/>
+            <wp:docPr id="9" name="Picture 9"/>
             <wp:cNvGraphicFramePr>
               <a:graphicFrameLocks noChangeAspect="1"/>
             </wp:cNvGraphicFramePr>
@@ -1000,7 +1040,7 @@
                     <pic:cNvPicPr/>
                   </pic:nvPicPr>
                   <pic:blipFill>
-                    <a:blip r:embed="rId30"/>
+                    <a:blip r:embed="rId31"/>
                     <a:stretch>
                       <a:fillRect/>
                     </a:stretch>

--- a/Space_News_18_06_2026.docx
+++ b/Space_News_18_06_2026.docx
@@ -321,7 +321,7 @@
           <w:rFonts w:ascii="Times New Roman" w:hAnsi="Times New Roman"/>
           <w:sz w:val="24"/>
         </w:rPr>
-        <w:t>10/04/26 | 9:08 am | Gaganyaan mission ISRO Jitendra Singh Jitendra Singh congratulates ISRO for successful completion of IADT-02 for Gaganyaan Mission Union Minister Dr Jitendra Singh on Friday congratulated Indian Space Research Organisation (ISRO) for the successful completion of the Second Integrated Air Drop Test (IADT-02) for Gaganyaan, India's first human spaceflight mission scheduled for launch in 2027. He described the achievement as a significant milestone in preparing for the ambitious mission. Taking to social media platform X, Singh wrote, "Congratulations ISRO for the successful accomplishment of Second Integrated Air Drop Test (IADT-02) for Gaganyaan, India's first Human Space flight scheduled next year." He further noted, "The second Integrated Air Drop Test (IADT-02) was successfully conducted at Satish Dhawan Space Station, Sriharikota. This marks an important milestone towards the readiness for the Gaganyaan mission." India's first human spaceflight will be launched from Sriharikota in 2027. Although the mission has faced multiple delays due to its technological complexity, India has been developing the capabilities indigenously. Notably, such critical spaceflight technologies are closely guarded, and no country shares them. The government has allocated approximately Rs 10,000 crore for the Gaganyaan programme. The mission is now in its final phase, with the first crewed flight expected in the first quarter of 2027. Earlier, on April 8, ISRO Chairman V. Narayanan stated that all preparations for the uncrewed Gaganyaan missions are progressing smoothly. Speaking at the inaugural session of the 2nd International Conference on Smart Spacecraft Mission Operations, he said, "We are meeting just before the first uncrewed Gaganyaan mission. This is no ordinary mission but a crucial one for India. There will be three uncrewed missions before the final crewed launch. All activities for the first mission are progressing well, though challenges remain." The conference was also attended by former ISRO chiefs A.S. Kiran Kumar and S. Somanath, along with ISRO centre directors, students, and representatives from space startups. Meanwhile, India's human spaceflight preparations advanced further on April 4, as four selected astronauts began a high-altitude experiment in Ladakh under the "Mission Mitra" (Mapping of Interoperable Traits and Reliability Assessment). The programme aims to evaluate human performance in extreme environments. The astronauts, including Group Captain Shubhnashu Shukla and P. Balakrishnan Nair, arrived in Leh earlier this week for acclimatisation. The mission is supported by a multidisciplinary team of scientists, engineers, medical experts, and psychologists, marking another crucial step in India's journey towards human space exploration. -IANS 16 mins ago | Madhya Pradesh Chief Minister Mohan Yadav Prez Murmu begins 5-day MP visit, receives warm welcome in Indore President Droupadi Murmu arrived in Indore on Thursday morning on a five-day visit to Madhya Pradesh and was accorded a warm welcome at Devi Ahilyabai Holkar Airport by Chief Minister Mohan Yadav, Governor Mangubhai Patel and other senior leaders and... 48 mins ago | G7 Summit in Evian PM Modi arrives in Paris for final leg of France visit Prime Minister Narendra Modi arrived in Paris on Wednesday (local time) for the final leg of his visit to France, following his participation in the G7 Summit in Evian. Upon his arrival in the French capital, the Prime Minister received a warm welco... 1 hour ago | Buddhist scholar PM Modi mourns demise of renowned Buddhist scholar Robert Thurman, calls him a 'lifelong friend of India' Prime Minister Narendra Modi on Thursday expressed deep sorrow over the passing of renowned American Buddhist scholar and Padma Shri awardee Robert A. F. Thurman. In a post on X, the Prime Minister said, "Deeply saddened by the passing of Mr. Robert...</w:t>
+        <w:t>10/04/26 | 9:08 am | Gaganyaan mission ISRO Jitendra Singh Jitendra Singh congratulates ISRO for successful completion of IADT-02 for Gaganyaan Mission Union Minister Dr Jitendra Singh on Friday congratulated Indian Space Research Organisation (ISRO) for the successful completion of the Second Integrated Air Drop Test (IADT-02) for Gaganyaan, India's first human spaceflight mission scheduled for launch in 2027. He described the achievement as a significant milestone in preparing for the ambitious mission. Taking to social media platform X, Singh wrote, "Congratulations ISRO for the successful accomplishment of Second Integrated Air Drop Test (IADT-02) for Gaganyaan, India's first Human Space flight scheduled next year." He further noted, "The second Integrated Air Drop Test (IADT-02) was successfully conducted at Satish Dhawan Space Station, Sriharikota. This marks an important milestone towards the readiness for the Gaganyaan mission." India's first human spaceflight will be launched from Sriharikota in 2027. Although the mission has faced multiple delays due to its technological complexity, India has been developing the capabilities indigenously. Notably, such critical spaceflight technologies are closely guarded, and no country shares them. The government has allocated approximately Rs 10,000 crore for the Gaganyaan programme. The mission is now in its final phase, with the first crewed flight expected in the first quarter of 2027. Earlier, on April 8, ISRO Chairman V. Narayanan stated that all preparations for the uncrewed Gaganyaan missions are progressing smoothly. Speaking at the inaugural session of the 2nd International Conference on Smart Spacecraft Mission Operations, he said, "We are meeting just before the first uncrewed Gaganyaan mission. This is no ordinary mission but a crucial one for India. There will be three uncrewed missions before the final crewed launch. All activities for the first mission are progressing well, though challenges remain." The conference was also attended by former ISRO chiefs A.S. Kiran Kumar and S. Somanath, along with ISRO centre directors, students, and representatives from space startups. Meanwhile, India's human spaceflight preparations advanced further on April 4, as four selected astronauts began a high-altitude experiment in Ladakh under the "Mission Mitra" (Mapping of Interoperable Traits and Reliability Assessment). The programme aims to evaluate human performance in extreme environments. The astronauts, including Group Captain Shubhnashu Shukla and P. Balakrishnan Nair, arrived in Leh earlier this week for acclimatisation. The mission is supported by a multidisciplinary team of scientists, engineers, medical experts, and psychologists, marking another crucial step in India's journey towards human space exploration. -IANS 23 seconds ago | National Eligibility cum Entrance Test Nearly 16 lakh candidates download NEET-UG 2026 re-exam admit cards as NTA eases access ahead of June 21 test The National Testing Agency (NTA) said that nearly 16 lakh candidates have successfully downloaded their admit cards for the NEET (UG) 2026 re-examination, scheduled to be held on June 21, as authorities intensify preparations to ensure the smooth an... 2 mins ago | All of us are very emotional 'All of us are very emotional': Indian diaspora after meeting PM Modi in Paris Members of the Indian diaspora in Paris expressed joy and emotion after meeting Prime Minister Narendra Modi during his visit to France, describing the interaction as a proud and memorable moment that strengthened their connection with their homeland... 23 mins ago | 15-million-year-old marine fossils Odisha: 15-million-year-old marine fossils found in Baripada A 15-million-year-old fossil discovery in Odisha's Mayurbhanj district has provided new insights into the region's prehistoric marine ecosystem, with researchers suggesting that present-day Baripada and surrounding areas were once submerged under a s...</w:t>
       </w:r>
     </w:p>
     <w:p>

--- a/Space_News_18_06_2026.docx
+++ b/Space_News_18_06_2026.docx
@@ -321,7 +321,7 @@
           <w:rFonts w:ascii="Times New Roman" w:hAnsi="Times New Roman"/>
           <w:sz w:val="24"/>
         </w:rPr>
-        <w:t>10/04/26 | 9:08 am | Gaganyaan mission ISRO Jitendra Singh Jitendra Singh congratulates ISRO for successful completion of IADT-02 for Gaganyaan Mission Union Minister Dr Jitendra Singh on Friday congratulated Indian Space Research Organisation (ISRO) for the successful completion of the Second Integrated Air Drop Test (IADT-02) for Gaganyaan, India's first human spaceflight mission scheduled for launch in 2027. He described the achievement as a significant milestone in preparing for the ambitious mission. Taking to social media platform X, Singh wrote, "Congratulations ISRO for the successful accomplishment of Second Integrated Air Drop Test (IADT-02) for Gaganyaan, India's first Human Space flight scheduled next year." He further noted, "The second Integrated Air Drop Test (IADT-02) was successfully conducted at Satish Dhawan Space Station, Sriharikota. This marks an important milestone towards the readiness for the Gaganyaan mission." India's first human spaceflight will be launched from Sriharikota in 2027. Although the mission has faced multiple delays due to its technological complexity, India has been developing the capabilities indigenously. Notably, such critical spaceflight technologies are closely guarded, and no country shares them. The government has allocated approximately Rs 10,000 crore for the Gaganyaan programme. The mission is now in its final phase, with the first crewed flight expected in the first quarter of 2027. Earlier, on April 8, ISRO Chairman V. Narayanan stated that all preparations for the uncrewed Gaganyaan missions are progressing smoothly. Speaking at the inaugural session of the 2nd International Conference on Smart Spacecraft Mission Operations, he said, "We are meeting just before the first uncrewed Gaganyaan mission. This is no ordinary mission but a crucial one for India. There will be three uncrewed missions before the final crewed launch. All activities for the first mission are progressing well, though challenges remain." The conference was also attended by former ISRO chiefs A.S. Kiran Kumar and S. Somanath, along with ISRO centre directors, students, and representatives from space startups. Meanwhile, India's human spaceflight preparations advanced further on April 4, as four selected astronauts began a high-altitude experiment in Ladakh under the "Mission Mitra" (Mapping of Interoperable Traits and Reliability Assessment). The programme aims to evaluate human performance in extreme environments. The astronauts, including Group Captain Shubhnashu Shukla and P. Balakrishnan Nair, arrived in Leh earlier this week for acclimatisation. The mission is supported by a multidisciplinary team of scientists, engineers, medical experts, and psychologists, marking another crucial step in India's journey towards human space exploration. -IANS 23 seconds ago | National Eligibility cum Entrance Test Nearly 16 lakh candidates download NEET-UG 2026 re-exam admit cards as NTA eases access ahead of June 21 test The National Testing Agency (NTA) said that nearly 16 lakh candidates have successfully downloaded their admit cards for the NEET (UG) 2026 re-examination, scheduled to be held on June 21, as authorities intensify preparations to ensure the smooth an... 2 mins ago | All of us are very emotional 'All of us are very emotional': Indian diaspora after meeting PM Modi in Paris Members of the Indian diaspora in Paris expressed joy and emotion after meeting Prime Minister Narendra Modi during his visit to France, describing the interaction as a proud and memorable moment that strengthened their connection with their homeland... 23 mins ago | 15-million-year-old marine fossils Odisha: 15-million-year-old marine fossils found in Baripada A 15-million-year-old fossil discovery in Odisha's Mayurbhanj district has provided new insights into the region's prehistoric marine ecosystem, with researchers suggesting that present-day Baripada and surrounding areas were once submerged under a s...</w:t>
+        <w:t>10/04/26 | 9:08 am | Gaganyaan mission ISRO Jitendra Singh Jitendra Singh congratulates ISRO for successful completion of IADT-02 for Gaganyaan Mission Union Minister Dr Jitendra Singh on Friday congratulated Indian Space Research Organisation (ISRO) for the successful completion of the Second Integrated Air Drop Test (IADT-02) for Gaganyaan, India's first human spaceflight mission scheduled for launch in 2027. He described the achievement as a significant milestone in preparing for the ambitious mission. Taking to social media platform X, Singh wrote, "Congratulations ISRO for the successful accomplishment of Second Integrated Air Drop Test (IADT-02) for Gaganyaan, India's first Human Space flight scheduled next year." He further noted, "The second Integrated Air Drop Test (IADT-02) was successfully conducted at Satish Dhawan Space Station, Sriharikota. This marks an important milestone towards the readiness for the Gaganyaan mission." India's first human spaceflight will be launched from Sriharikota in 2027. Although the mission has faced multiple delays due to its technological complexity, India has been developing the capabilities indigenously. Notably, such critical spaceflight technologies are closely guarded, and no country shares them. The government has allocated approximately Rs 10,000 crore for the Gaganyaan programme. The mission is now in its final phase, with the first crewed flight expected in the first quarter of 2027. Earlier, on April 8, ISRO Chairman V. Narayanan stated that all preparations for the uncrewed Gaganyaan missions are progressing smoothly. Speaking at the inaugural session of the 2nd International Conference on Smart Spacecraft Mission Operations, he said, "We are meeting just before the first uncrewed Gaganyaan mission. This is no ordinary mission but a crucial one for India. There will be three uncrewed missions before the final crewed launch. All activities for the first mission are progressing well, though challenges remain." The conference was also attended by former ISRO chiefs A.S. Kiran Kumar and S. Somanath, along with ISRO centre directors, students, and representatives from space startups. Meanwhile, India's human spaceflight preparations advanced further on April 4, as four selected astronauts began a high-altitude experiment in Ladakh under the "Mission Mitra" (Mapping of Interoperable Traits and Reliability Assessment). The programme aims to evaluate human performance in extreme environments. The astronauts, including Group Captain Shubhnashu Shukla and P. Balakrishnan Nair, arrived in Leh earlier this week for acclimatisation. The mission is supported by a multidisciplinary team of scientists, engineers, medical experts, and psychologists, marking another crucial step in India's journey towards human space exploration. -IANS 39 seconds ago | Archaeological Survey of India Vikas Bhi, Virasat Bhi: How India's heritage renaissance is reshaping cultural preservation, tourism and global recognition Over the past twelve years, India has witnessed an unprecedented expansion of its heritage conservation and cultural development ecosystem under the vision of "Vikas Bhi, Virasat Bhi" - a development model that seeks to balance economic growth with t... 34 mins ago | National Eligibility cum Entrance Test Nearly 16 lakh candidates download NEET-UG 2026 re-exam admit cards as NTA eases access ahead of June 21 test The National Testing Agency (NTA) said that nearly 16 lakh candidates have successfully downloaded their admit cards for the NEET (UG) 2026 re-examination, scheduled to be held on June 21, as authorities intensify preparations to ensure the smooth an... 36 mins ago | All of us are very emotional 'All of us are very emotional': Indian diaspora after meeting PM Modi in Paris Members of the Indian diaspora in Paris expressed joy and emotion after meeting Prime Minister Narendra Modi during his visit to France, describing the interaction as a proud and memorable moment that strengthened their connection with their homeland...</w:t>
       </w:r>
     </w:p>
     <w:p>

--- a/Space_News_18_06_2026.docx
+++ b/Space_News_18_06_2026.docx
@@ -175,46 +175,6 @@
     </w:p>
     <w:p>
       <w:pPr>
-        <w:spacing w:after="120"/>
-        <w:jc w:val="center"/>
-      </w:pPr>
-      <w:r>
-        <w:drawing>
-          <wp:inline xmlns:a="http://schemas.openxmlformats.org/drawingml/2006/main" xmlns:pic="http://schemas.openxmlformats.org/drawingml/2006/picture">
-            <wp:extent cx="4389120" cy="2468880"/>
-            <wp:docPr id="3" name="Picture 3"/>
-            <wp:cNvGraphicFramePr>
-              <a:graphicFrameLocks noChangeAspect="1"/>
-            </wp:cNvGraphicFramePr>
-            <a:graphic>
-              <a:graphicData uri="http://schemas.openxmlformats.org/drawingml/2006/picture">
-                <pic:pic>
-                  <pic:nvPicPr>
-                    <pic:cNvPr id="0" name="image.jpg"/>
-                    <pic:cNvPicPr/>
-                  </pic:nvPicPr>
-                  <pic:blipFill>
-                    <a:blip r:embed="rId13"/>
-                    <a:stretch>
-                      <a:fillRect/>
-                    </a:stretch>
-                  </pic:blipFill>
-                  <pic:spPr>
-                    <a:xfrm>
-                      <a:off x="0" y="0"/>
-                      <a:ext cx="4389120" cy="2468880"/>
-                    </a:xfrm>
-                    <a:prstGeom prst="rect"/>
-                  </pic:spPr>
-                </pic:pic>
-              </a:graphicData>
-            </a:graphic>
-          </wp:inline>
-        </w:drawing>
-      </w:r>
-    </w:p>
-    <w:p>
-      <w:pPr>
         <w:spacing w:after="120" w:line="276" w:lineRule="auto"/>
         <w:jc w:val="both"/>
       </w:pPr>
@@ -252,7 +212,7 @@
         <w:spacing w:after="80"/>
         <w:jc w:val="left"/>
       </w:pPr>
-      <w:hyperlink r:id="rId14">
+      <w:hyperlink r:id="rId13">
         <w:r>
           <w:rPr>
             <w:color w:val="0000FF"/>
@@ -301,7 +261,7 @@
         <w:spacing w:after="80"/>
         <w:jc w:val="left"/>
       </w:pPr>
-      <w:hyperlink r:id="rId15">
+      <w:hyperlink r:id="rId14">
         <w:r>
           <w:rPr>
             <w:color w:val="0000FF"/>
@@ -321,7 +281,7 @@
           <w:rFonts w:ascii="Times New Roman" w:hAnsi="Times New Roman"/>
           <w:sz w:val="24"/>
         </w:rPr>
-        <w:t>10/04/26 | 9:08 am | Gaganyaan mission ISRO Jitendra Singh Jitendra Singh congratulates ISRO for successful completion of IADT-02 for Gaganyaan Mission Union Minister Dr Jitendra Singh on Friday congratulated Indian Space Research Organisation (ISRO) for the successful completion of the Second Integrated Air Drop Test (IADT-02) for Gaganyaan, India's first human spaceflight mission scheduled for launch in 2027. He described the achievement as a significant milestone in preparing for the ambitious mission. Taking to social media platform X, Singh wrote, "Congratulations ISRO for the successful accomplishment of Second Integrated Air Drop Test (IADT-02) for Gaganyaan, India's first Human Space flight scheduled next year." He further noted, "The second Integrated Air Drop Test (IADT-02) was successfully conducted at Satish Dhawan Space Station, Sriharikota. This marks an important milestone towards the readiness for the Gaganyaan mission." India's first human spaceflight will be launched from Sriharikota in 2027. Although the mission has faced multiple delays due to its technological complexity, India has been developing the capabilities indigenously. Notably, such critical spaceflight technologies are closely guarded, and no country shares them. The government has allocated approximately Rs 10,000 crore for the Gaganyaan programme. The mission is now in its final phase, with the first crewed flight expected in the first quarter of 2027. Earlier, on April 8, ISRO Chairman V. Narayanan stated that all preparations for the uncrewed Gaganyaan missions are progressing smoothly. Speaking at the inaugural session of the 2nd International Conference on Smart Spacecraft Mission Operations, he said, "We are meeting just before the first uncrewed Gaganyaan mission. This is no ordinary mission but a crucial one for India. There will be three uncrewed missions before the final crewed launch. All activities for the first mission are progressing well, though challenges remain." The conference was also attended by former ISRO chiefs A.S. Kiran Kumar and S. Somanath, along with ISRO centre directors, students, and representatives from space startups. Meanwhile, India's human spaceflight preparations advanced further on April 4, as four selected astronauts began a high-altitude experiment in Ladakh under the "Mission Mitra" (Mapping of Interoperable Traits and Reliability Assessment). The programme aims to evaluate human performance in extreme environments. The astronauts, including Group Captain Shubhnashu Shukla and P. Balakrishnan Nair, arrived in Leh earlier this week for acclimatisation. The mission is supported by a multidisciplinary team of scientists, engineers, medical experts, and psychologists, marking another crucial step in India's journey towards human space exploration. -IANS 39 seconds ago | Archaeological Survey of India Vikas Bhi, Virasat Bhi: How India's heritage renaissance is reshaping cultural preservation, tourism and global recognition Over the past twelve years, India has witnessed an unprecedented expansion of its heritage conservation and cultural development ecosystem under the vision of "Vikas Bhi, Virasat Bhi" - a development model that seeks to balance economic growth with t... 34 mins ago | National Eligibility cum Entrance Test Nearly 16 lakh candidates download NEET-UG 2026 re-exam admit cards as NTA eases access ahead of June 21 test The National Testing Agency (NTA) said that nearly 16 lakh candidates have successfully downloaded their admit cards for the NEET (UG) 2026 re-examination, scheduled to be held on June 21, as authorities intensify preparations to ensure the smooth an... 36 mins ago | All of us are very emotional 'All of us are very emotional': Indian diaspora after meeting PM Modi in Paris Members of the Indian diaspora in Paris expressed joy and emotion after meeting Prime Minister Narendra Modi during his visit to France, describing the interaction as a proud and memorable moment that strengthened their connection with their homeland...</w:t>
+        <w:t>10/04/26 | 9:08 am | Gaganyaan mission ISRO Jitendra Singh Jitendra Singh congratulates ISRO for successful completion of IADT-02 for Gaganyaan Mission Union Minister Dr Jitendra Singh on Friday congratulated Indian Space Research Organisation (ISRO) for the successful completion of the Second Integrated Air Drop Test (IADT-02) for Gaganyaan, India's first human spaceflight mission scheduled for launch in 2027. He described the achievement as a significant milestone in preparing for the ambitious mission. Taking to social media platform X, Singh wrote, "Congratulations ISRO for the successful accomplishment of Second Integrated Air Drop Test (IADT-02) for Gaganyaan, India's first Human Space flight scheduled next year." He further noted, "The second Integrated Air Drop Test (IADT-02) was successfully conducted at Satish Dhawan Space Station, Sriharikota. This marks an important milestone towards the readiness for the Gaganyaan mission." India's first human spaceflight will be launched from Sriharikota in 2027. Although the mission has faced multiple delays due to its technological complexity, India has been developing the capabilities indigenously. Notably, such critical spaceflight technologies are closely guarded, and no country shares them. The government has allocated approximately Rs 10,000 crore for the Gaganyaan programme. The mission is now in its final phase, with the first crewed flight expected in the first quarter of 2027. Earlier, on April 8, ISRO Chairman V. Narayanan stated that all preparations for the uncrewed Gaganyaan missions are progressing smoothly. Speaking at the inaugural session of the 2nd International Conference on Smart Spacecraft Mission Operations, he said, "We are meeting just before the first uncrewed Gaganyaan mission. This is no ordinary mission but a crucial one for India. There will be three uncrewed missions before the final crewed launch. All activities for the first mission are progressing well, though challenges remain." The conference was also attended by former ISRO chiefs A.S. Kiran Kumar and S. Somanath, along with ISRO centre directors, students, and representatives from space startups. Meanwhile, India's human spaceflight preparations advanced further on April 4, as four selected astronauts began a high-altitude experiment in Ladakh under the "Mission Mitra" (Mapping of Interoperable Traits and Reliability Assessment). The programme aims to evaluate human performance in extreme environments. The astronauts, including Group Captain Shubhnashu Shukla and P. Balakrishnan Nair, arrived in Leh earlier this week for acclimatisation. The mission is supported by a multidisciplinary team of scientists, engineers, medical experts, and psychologists, marking another crucial step in India's journey towards human space exploration. -IANS 4 mins ago | Archaeological Survey of India Vikas Bhi, Virasat Bhi: How India's heritage renaissance is reshaping cultural preservation, tourism and global recognition Over the past twelve years, India has witnessed an unprecedented expansion of its heritage conservation and cultural development ecosystem under the vision of "Vikas Bhi, Virasat Bhi" - a development model that seeks to balance economic growth with t... 37 mins ago | National Eligibility cum Entrance Test Nearly 16 lakh candidates download NEET-UG 2026 re-exam admit cards as NTA eases access ahead of June 21 test The National Testing Agency (NTA) said that nearly 16 lakh candidates have successfully downloaded their admit cards for the NEET (UG) 2026 re-examination, scheduled to be held on June 21, as authorities intensify preparations to ensure the smooth an... 39 mins ago | All of us are very emotional 'All of us are very emotional': Indian diaspora after meeting PM Modi in Paris Members of the Indian diaspora in Paris expressed joy and emotion after meeting Prime Minister Narendra Modi during his visit to France, describing the interaction as a proud and memorable moment that strengthened their connection with their homeland...</w:t>
       </w:r>
     </w:p>
     <w:p>
@@ -350,7 +310,7 @@
         <w:spacing w:after="80"/>
         <w:jc w:val="left"/>
       </w:pPr>
-      <w:hyperlink r:id="rId16">
+      <w:hyperlink r:id="rId15">
         <w:r>
           <w:rPr>
             <w:color w:val="0000FF"/>
@@ -369,7 +329,7 @@
         <w:drawing>
           <wp:inline xmlns:a="http://schemas.openxmlformats.org/drawingml/2006/main" xmlns:pic="http://schemas.openxmlformats.org/drawingml/2006/picture">
             <wp:extent cx="4389120" cy="2468880"/>
-            <wp:docPr id="4" name="Picture 4"/>
+            <wp:docPr id="3" name="Picture 3"/>
             <wp:cNvGraphicFramePr>
               <a:graphicFrameLocks noChangeAspect="1"/>
             </wp:cNvGraphicFramePr>
@@ -381,7 +341,7 @@
                     <pic:cNvPicPr/>
                   </pic:nvPicPr>
                   <pic:blipFill>
-                    <a:blip r:embed="rId17"/>
+                    <a:blip r:embed="rId16"/>
                     <a:stretch>
                       <a:fillRect/>
                     </a:stretch>
@@ -439,7 +399,7 @@
         <w:spacing w:after="80"/>
         <w:jc w:val="left"/>
       </w:pPr>
-      <w:hyperlink r:id="rId18">
+      <w:hyperlink r:id="rId17">
         <w:r>
           <w:rPr>
             <w:color w:val="0000FF"/>
@@ -494,7 +454,7 @@
         <w:spacing w:after="80"/>
         <w:jc w:val="left"/>
       </w:pPr>
-      <w:hyperlink r:id="rId19">
+      <w:hyperlink r:id="rId18">
         <w:r>
           <w:rPr>
             <w:color w:val="0000FF"/>
@@ -549,7 +509,7 @@
         <w:spacing w:after="80"/>
         <w:jc w:val="left"/>
       </w:pPr>
-      <w:hyperlink r:id="rId20">
+      <w:hyperlink r:id="rId19">
         <w:r>
           <w:rPr>
             <w:color w:val="0000FF"/>
@@ -604,7 +564,7 @@
         <w:spacing w:after="80"/>
         <w:jc w:val="left"/>
       </w:pPr>
-      <w:hyperlink r:id="rId21">
+      <w:hyperlink r:id="rId20">
         <w:r>
           <w:rPr>
             <w:color w:val="0000FF"/>
@@ -623,7 +583,7 @@
         <w:drawing>
           <wp:inline xmlns:a="http://schemas.openxmlformats.org/drawingml/2006/main" xmlns:pic="http://schemas.openxmlformats.org/drawingml/2006/picture">
             <wp:extent cx="4389120" cy="2468880"/>
-            <wp:docPr id="5" name="Picture 5"/>
+            <wp:docPr id="4" name="Picture 4"/>
             <wp:cNvGraphicFramePr>
               <a:graphicFrameLocks noChangeAspect="1"/>
             </wp:cNvGraphicFramePr>
@@ -635,7 +595,7 @@
                     <pic:cNvPicPr/>
                   </pic:nvPicPr>
                   <pic:blipFill>
-                    <a:blip r:embed="rId22"/>
+                    <a:blip r:embed="rId21"/>
                     <a:stretch>
                       <a:fillRect/>
                     </a:stretch>
@@ -693,7 +653,7 @@
         <w:spacing w:after="80"/>
         <w:jc w:val="left"/>
       </w:pPr>
-      <w:hyperlink r:id="rId23">
+      <w:hyperlink r:id="rId22">
         <w:r>
           <w:rPr>
             <w:color w:val="0000FF"/>
@@ -712,7 +672,7 @@
         <w:drawing>
           <wp:inline xmlns:a="http://schemas.openxmlformats.org/drawingml/2006/main" xmlns:pic="http://schemas.openxmlformats.org/drawingml/2006/picture">
             <wp:extent cx="4389120" cy="2468880"/>
-            <wp:docPr id="6" name="Picture 6"/>
+            <wp:docPr id="5" name="Picture 5"/>
             <wp:cNvGraphicFramePr>
               <a:graphicFrameLocks noChangeAspect="1"/>
             </wp:cNvGraphicFramePr>
@@ -724,7 +684,7 @@
                     <pic:cNvPicPr/>
                   </pic:nvPicPr>
                   <pic:blipFill>
-                    <a:blip r:embed="rId24"/>
+                    <a:blip r:embed="rId23"/>
                     <a:stretch>
                       <a:fillRect/>
                     </a:stretch>
@@ -782,7 +742,7 @@
         <w:spacing w:after="80"/>
         <w:jc w:val="left"/>
       </w:pPr>
-      <w:hyperlink r:id="rId25">
+      <w:hyperlink r:id="rId24">
         <w:r>
           <w:rPr>
             <w:color w:val="0000FF"/>
@@ -831,7 +791,7 @@
         <w:spacing w:after="80"/>
         <w:jc w:val="left"/>
       </w:pPr>
-      <w:hyperlink r:id="rId26">
+      <w:hyperlink r:id="rId25">
         <w:r>
           <w:rPr>
             <w:color w:val="0000FF"/>
@@ -850,7 +810,7 @@
         <w:drawing>
           <wp:inline xmlns:a="http://schemas.openxmlformats.org/drawingml/2006/main" xmlns:pic="http://schemas.openxmlformats.org/drawingml/2006/picture">
             <wp:extent cx="4389120" cy="4389120"/>
-            <wp:docPr id="7" name="Picture 7"/>
+            <wp:docPr id="6" name="Picture 6"/>
             <wp:cNvGraphicFramePr>
               <a:graphicFrameLocks noChangeAspect="1"/>
             </wp:cNvGraphicFramePr>
@@ -862,7 +822,7 @@
                     <pic:cNvPicPr/>
                   </pic:nvPicPr>
                   <pic:blipFill>
-                    <a:blip r:embed="rId27"/>
+                    <a:blip r:embed="rId26"/>
                     <a:stretch>
                       <a:fillRect/>
                     </a:stretch>
@@ -920,7 +880,7 @@
         <w:spacing w:after="80"/>
         <w:jc w:val="left"/>
       </w:pPr>
-      <w:hyperlink r:id="rId28">
+      <w:hyperlink r:id="rId27">
         <w:r>
           <w:rPr>
             <w:color w:val="0000FF"/>
@@ -939,7 +899,7 @@
         <w:drawing>
           <wp:inline xmlns:a="http://schemas.openxmlformats.org/drawingml/2006/main" xmlns:pic="http://schemas.openxmlformats.org/drawingml/2006/picture">
             <wp:extent cx="4389120" cy="4389120"/>
-            <wp:docPr id="8" name="Picture 8"/>
+            <wp:docPr id="7" name="Picture 7"/>
             <wp:cNvGraphicFramePr>
               <a:graphicFrameLocks noChangeAspect="1"/>
             </wp:cNvGraphicFramePr>
@@ -951,7 +911,7 @@
                     <pic:cNvPicPr/>
                   </pic:nvPicPr>
                   <pic:blipFill>
-                    <a:blip r:embed="rId29"/>
+                    <a:blip r:embed="rId28"/>
                     <a:stretch>
                       <a:fillRect/>
                     </a:stretch>
@@ -1009,7 +969,7 @@
         <w:spacing w:after="80"/>
         <w:jc w:val="left"/>
       </w:pPr>
-      <w:hyperlink r:id="rId30">
+      <w:hyperlink r:id="rId29">
         <w:r>
           <w:rPr>
             <w:color w:val="0000FF"/>
@@ -1028,7 +988,7 @@
         <w:drawing>
           <wp:inline xmlns:a="http://schemas.openxmlformats.org/drawingml/2006/main" xmlns:pic="http://schemas.openxmlformats.org/drawingml/2006/picture">
             <wp:extent cx="4389120" cy="4389120"/>
-            <wp:docPr id="9" name="Picture 9"/>
+            <wp:docPr id="8" name="Picture 8"/>
             <wp:cNvGraphicFramePr>
               <a:graphicFrameLocks noChangeAspect="1"/>
             </wp:cNvGraphicFramePr>
@@ -1040,7 +1000,7 @@
                     <pic:cNvPicPr/>
                   </pic:nvPicPr>
                   <pic:blipFill>
-                    <a:blip r:embed="rId31"/>
+                    <a:blip r:embed="rId30"/>
                     <a:stretch>
                       <a:fillRect/>
                     </a:stretch>

--- a/Space_News_18_06_2026.docx
+++ b/Space_News_18_06_2026.docx
@@ -175,6 +175,46 @@
     </w:p>
     <w:p>
       <w:pPr>
+        <w:spacing w:after="120"/>
+        <w:jc w:val="center"/>
+      </w:pPr>
+      <w:r>
+        <w:drawing>
+          <wp:inline xmlns:a="http://schemas.openxmlformats.org/drawingml/2006/main" xmlns:pic="http://schemas.openxmlformats.org/drawingml/2006/picture">
+            <wp:extent cx="4389120" cy="2468880"/>
+            <wp:docPr id="3" name="Picture 3"/>
+            <wp:cNvGraphicFramePr>
+              <a:graphicFrameLocks noChangeAspect="1"/>
+            </wp:cNvGraphicFramePr>
+            <a:graphic>
+              <a:graphicData uri="http://schemas.openxmlformats.org/drawingml/2006/picture">
+                <pic:pic>
+                  <pic:nvPicPr>
+                    <pic:cNvPr id="0" name="image.jpg"/>
+                    <pic:cNvPicPr/>
+                  </pic:nvPicPr>
+                  <pic:blipFill>
+                    <a:blip r:embed="rId13"/>
+                    <a:stretch>
+                      <a:fillRect/>
+                    </a:stretch>
+                  </pic:blipFill>
+                  <pic:spPr>
+                    <a:xfrm>
+                      <a:off x="0" y="0"/>
+                      <a:ext cx="4389120" cy="2468880"/>
+                    </a:xfrm>
+                    <a:prstGeom prst="rect"/>
+                  </pic:spPr>
+                </pic:pic>
+              </a:graphicData>
+            </a:graphic>
+          </wp:inline>
+        </w:drawing>
+      </w:r>
+    </w:p>
+    <w:p>
+      <w:pPr>
         <w:spacing w:after="120" w:line="276" w:lineRule="auto"/>
         <w:jc w:val="both"/>
       </w:pPr>
@@ -212,7 +252,7 @@
         <w:spacing w:after="80"/>
         <w:jc w:val="left"/>
       </w:pPr>
-      <w:hyperlink r:id="rId13">
+      <w:hyperlink r:id="rId14">
         <w:r>
           <w:rPr>
             <w:color w:val="0000FF"/>
@@ -261,7 +301,7 @@
         <w:spacing w:after="80"/>
         <w:jc w:val="left"/>
       </w:pPr>
-      <w:hyperlink r:id="rId14">
+      <w:hyperlink r:id="rId15">
         <w:r>
           <w:rPr>
             <w:color w:val="0000FF"/>
@@ -281,7 +321,7 @@
           <w:rFonts w:ascii="Times New Roman" w:hAnsi="Times New Roman"/>
           <w:sz w:val="24"/>
         </w:rPr>
-        <w:t>10/04/26 | 9:08 am | Gaganyaan mission ISRO Jitendra Singh Jitendra Singh congratulates ISRO for successful completion of IADT-02 for Gaganyaan Mission Union Minister Dr Jitendra Singh on Friday congratulated Indian Space Research Organisation (ISRO) for the successful completion of the Second Integrated Air Drop Test (IADT-02) for Gaganyaan, India's first human spaceflight mission scheduled for launch in 2027. He described the achievement as a significant milestone in preparing for the ambitious mission. Taking to social media platform X, Singh wrote, "Congratulations ISRO for the successful accomplishment of Second Integrated Air Drop Test (IADT-02) for Gaganyaan, India's first Human Space flight scheduled next year." He further noted, "The second Integrated Air Drop Test (IADT-02) was successfully conducted at Satish Dhawan Space Station, Sriharikota. This marks an important milestone towards the readiness for the Gaganyaan mission." India's first human spaceflight will be launched from Sriharikota in 2027. Although the mission has faced multiple delays due to its technological complexity, India has been developing the capabilities indigenously. Notably, such critical spaceflight technologies are closely guarded, and no country shares them. The government has allocated approximately Rs 10,000 crore for the Gaganyaan programme. The mission is now in its final phase, with the first crewed flight expected in the first quarter of 2027. Earlier, on April 8, ISRO Chairman V. Narayanan stated that all preparations for the uncrewed Gaganyaan missions are progressing smoothly. Speaking at the inaugural session of the 2nd International Conference on Smart Spacecraft Mission Operations, he said, "We are meeting just before the first uncrewed Gaganyaan mission. This is no ordinary mission but a crucial one for India. There will be three uncrewed missions before the final crewed launch. All activities for the first mission are progressing well, though challenges remain." The conference was also attended by former ISRO chiefs A.S. Kiran Kumar and S. Somanath, along with ISRO centre directors, students, and representatives from space startups. Meanwhile, India's human spaceflight preparations advanced further on April 4, as four selected astronauts began a high-altitude experiment in Ladakh under the "Mission Mitra" (Mapping of Interoperable Traits and Reliability Assessment). The programme aims to evaluate human performance in extreme environments. The astronauts, including Group Captain Shubhnashu Shukla and P. Balakrishnan Nair, arrived in Leh earlier this week for acclimatisation. The mission is supported by a multidisciplinary team of scientists, engineers, medical experts, and psychologists, marking another crucial step in India's journey towards human space exploration. -IANS 4 mins ago | Archaeological Survey of India Vikas Bhi, Virasat Bhi: How India's heritage renaissance is reshaping cultural preservation, tourism and global recognition Over the past twelve years, India has witnessed an unprecedented expansion of its heritage conservation and cultural development ecosystem under the vision of "Vikas Bhi, Virasat Bhi" - a development model that seeks to balance economic growth with t... 37 mins ago | National Eligibility cum Entrance Test Nearly 16 lakh candidates download NEET-UG 2026 re-exam admit cards as NTA eases access ahead of June 21 test The National Testing Agency (NTA) said that nearly 16 lakh candidates have successfully downloaded their admit cards for the NEET (UG) 2026 re-examination, scheduled to be held on June 21, as authorities intensify preparations to ensure the smooth an... 39 mins ago | All of us are very emotional 'All of us are very emotional': Indian diaspora after meeting PM Modi in Paris Members of the Indian diaspora in Paris expressed joy and emotion after meeting Prime Minister Narendra Modi during his visit to France, describing the interaction as a proud and memorable moment that strengthened their connection with their homeland...</w:t>
+        <w:t>10/04/26 | 9:08 am | Gaganyaan mission ISRO Jitendra Singh Jitendra Singh congratulates ISRO for successful completion of IADT-02 for Gaganyaan Mission Union Minister Dr Jitendra Singh on Friday congratulated Indian Space Research Organisation (ISRO) for the successful completion of the Second Integrated Air Drop Test (IADT-02) for Gaganyaan, India's first human spaceflight mission scheduled for launch in 2027. He described the achievement as a significant milestone in preparing for the ambitious mission. Taking to social media platform X, Singh wrote, "Congratulations ISRO for the successful accomplishment of Second Integrated Air Drop Test (IADT-02) for Gaganyaan, India's first Human Space flight scheduled next year." He further noted, "The second Integrated Air Drop Test (IADT-02) was successfully conducted at Satish Dhawan Space Station, Sriharikota. This marks an important milestone towards the readiness for the Gaganyaan mission." India's first human spaceflight will be launched from Sriharikota in 2027. Although the mission has faced multiple delays due to its technological complexity, India has been developing the capabilities indigenously. Notably, such critical spaceflight technologies are closely guarded, and no country shares them. The government has allocated approximately Rs 10,000 crore for the Gaganyaan programme. The mission is now in its final phase, with the first crewed flight expected in the first quarter of 2027. Earlier, on April 8, ISRO Chairman V. Narayanan stated that all preparations for the uncrewed Gaganyaan missions are progressing smoothly. Speaking at the inaugural session of the 2nd International Conference on Smart Spacecraft Mission Operations, he said, "We are meeting just before the first uncrewed Gaganyaan mission. This is no ordinary mission but a crucial one for India. There will be three uncrewed missions before the final crewed launch. All activities for the first mission are progressing well, though challenges remain." The conference was also attended by former ISRO chiefs A.S. Kiran Kumar and S. Somanath, along with ISRO centre directors, students, and representatives from space startups. Meanwhile, India's human spaceflight preparations advanced further on April 4, as four selected astronauts began a high-altitude experiment in Ladakh under the "Mission Mitra" (Mapping of Interoperable Traits and Reliability Assessment). The programme aims to evaluate human performance in extreme environments. The astronauts, including Group Captain Shubhnashu Shukla and P. Balakrishnan Nair, arrived in Leh earlier this week for acclimatisation. The mission is supported by a multidisciplinary team of scientists, engineers, medical experts, and psychologists, marking another crucial step in India's journey towards human space exploration. -IANS 37 mins ago | Department of Pharmaceuticals India's pharmaceutical sector records transformative growth over 12 years, strengthening affordable healthcare and self-reliance India's pharmaceutical sector has undergone a significant transformation over the past twelve years, emerging as a key pillar of affordable healthcare, domestic manufacturing and economic growth. Driven by a series of policy reforms and flagship init... 1 hour ago | PMGSY Centre targets construction of over 26,000 km of rural roads in FY 2026-27, reviews progress with states The Centre has set an ambitious target of constructing 26,474 kilometres of rural roads during the financial year 2026-27, backed by an allocation of ₹18,907 crore under the Pradhan Mantri Gram Sadak Yojana (PMGSY) and related rural connectivity pr... 1 hour ago | France France to get its first traditional Hindu temple built with Indian stones Members of the Indian diaspora in France on Thursday announced that the country will soon have its first traditional Hindu temple, with its inauguration scheduled for September. Speaking to IANS, members of the Indian community expressed pride over ...</w:t>
       </w:r>
     </w:p>
     <w:p>
@@ -310,7 +350,7 @@
         <w:spacing w:after="80"/>
         <w:jc w:val="left"/>
       </w:pPr>
-      <w:hyperlink r:id="rId15">
+      <w:hyperlink r:id="rId16">
         <w:r>
           <w:rPr>
             <w:color w:val="0000FF"/>
@@ -329,7 +369,7 @@
         <w:drawing>
           <wp:inline xmlns:a="http://schemas.openxmlformats.org/drawingml/2006/main" xmlns:pic="http://schemas.openxmlformats.org/drawingml/2006/picture">
             <wp:extent cx="4389120" cy="2468880"/>
-            <wp:docPr id="3" name="Picture 3"/>
+            <wp:docPr id="4" name="Picture 4"/>
             <wp:cNvGraphicFramePr>
               <a:graphicFrameLocks noChangeAspect="1"/>
             </wp:cNvGraphicFramePr>
@@ -341,7 +381,7 @@
                     <pic:cNvPicPr/>
                   </pic:nvPicPr>
                   <pic:blipFill>
-                    <a:blip r:embed="rId16"/>
+                    <a:blip r:embed="rId17"/>
                     <a:stretch>
                       <a:fillRect/>
                     </a:stretch>
@@ -399,7 +439,7 @@
         <w:spacing w:after="80"/>
         <w:jc w:val="left"/>
       </w:pPr>
-      <w:hyperlink r:id="rId17">
+      <w:hyperlink r:id="rId18">
         <w:r>
           <w:rPr>
             <w:color w:val="0000FF"/>
@@ -454,7 +494,7 @@
         <w:spacing w:after="80"/>
         <w:jc w:val="left"/>
       </w:pPr>
-      <w:hyperlink r:id="rId18">
+      <w:hyperlink r:id="rId19">
         <w:r>
           <w:rPr>
             <w:color w:val="0000FF"/>
@@ -509,7 +549,7 @@
         <w:spacing w:after="80"/>
         <w:jc w:val="left"/>
       </w:pPr>
-      <w:hyperlink r:id="rId19">
+      <w:hyperlink r:id="rId20">
         <w:r>
           <w:rPr>
             <w:color w:val="0000FF"/>
@@ -564,7 +604,7 @@
         <w:spacing w:after="80"/>
         <w:jc w:val="left"/>
       </w:pPr>
-      <w:hyperlink r:id="rId20">
+      <w:hyperlink r:id="rId21">
         <w:r>
           <w:rPr>
             <w:color w:val="0000FF"/>
@@ -583,7 +623,7 @@
         <w:drawing>
           <wp:inline xmlns:a="http://schemas.openxmlformats.org/drawingml/2006/main" xmlns:pic="http://schemas.openxmlformats.org/drawingml/2006/picture">
             <wp:extent cx="4389120" cy="2468880"/>
-            <wp:docPr id="4" name="Picture 4"/>
+            <wp:docPr id="5" name="Picture 5"/>
             <wp:cNvGraphicFramePr>
               <a:graphicFrameLocks noChangeAspect="1"/>
             </wp:cNvGraphicFramePr>
@@ -595,7 +635,7 @@
                     <pic:cNvPicPr/>
                   </pic:nvPicPr>
                   <pic:blipFill>
-                    <a:blip r:embed="rId21"/>
+                    <a:blip r:embed="rId22"/>
                     <a:stretch>
                       <a:fillRect/>
                     </a:stretch>
@@ -653,7 +693,7 @@
         <w:spacing w:after="80"/>
         <w:jc w:val="left"/>
       </w:pPr>
-      <w:hyperlink r:id="rId22">
+      <w:hyperlink r:id="rId23">
         <w:r>
           <w:rPr>
             <w:color w:val="0000FF"/>
@@ -672,7 +712,7 @@
         <w:drawing>
           <wp:inline xmlns:a="http://schemas.openxmlformats.org/drawingml/2006/main" xmlns:pic="http://schemas.openxmlformats.org/drawingml/2006/picture">
             <wp:extent cx="4389120" cy="2468880"/>
-            <wp:docPr id="5" name="Picture 5"/>
+            <wp:docPr id="6" name="Picture 6"/>
             <wp:cNvGraphicFramePr>
               <a:graphicFrameLocks noChangeAspect="1"/>
             </wp:cNvGraphicFramePr>
@@ -684,7 +724,7 @@
                     <pic:cNvPicPr/>
                   </pic:nvPicPr>
                   <pic:blipFill>
-                    <a:blip r:embed="rId23"/>
+                    <a:blip r:embed="rId24"/>
                     <a:stretch>
                       <a:fillRect/>
                     </a:stretch>
@@ -742,7 +782,7 @@
         <w:spacing w:after="80"/>
         <w:jc w:val="left"/>
       </w:pPr>
-      <w:hyperlink r:id="rId24">
+      <w:hyperlink r:id="rId25">
         <w:r>
           <w:rPr>
             <w:color w:val="0000FF"/>
@@ -791,7 +831,7 @@
         <w:spacing w:after="80"/>
         <w:jc w:val="left"/>
       </w:pPr>
-      <w:hyperlink r:id="rId25">
+      <w:hyperlink r:id="rId26">
         <w:r>
           <w:rPr>
             <w:color w:val="0000FF"/>
@@ -810,7 +850,7 @@
         <w:drawing>
           <wp:inline xmlns:a="http://schemas.openxmlformats.org/drawingml/2006/main" xmlns:pic="http://schemas.openxmlformats.org/drawingml/2006/picture">
             <wp:extent cx="4389120" cy="4389120"/>
-            <wp:docPr id="6" name="Picture 6"/>
+            <wp:docPr id="7" name="Picture 7"/>
             <wp:cNvGraphicFramePr>
               <a:graphicFrameLocks noChangeAspect="1"/>
             </wp:cNvGraphicFramePr>
@@ -822,7 +862,7 @@
                     <pic:cNvPicPr/>
                   </pic:nvPicPr>
                   <pic:blipFill>
-                    <a:blip r:embed="rId26"/>
+                    <a:blip r:embed="rId27"/>
                     <a:stretch>
                       <a:fillRect/>
                     </a:stretch>
@@ -880,7 +920,7 @@
         <w:spacing w:after="80"/>
         <w:jc w:val="left"/>
       </w:pPr>
-      <w:hyperlink r:id="rId27">
+      <w:hyperlink r:id="rId28">
         <w:r>
           <w:rPr>
             <w:color w:val="0000FF"/>
@@ -899,7 +939,7 @@
         <w:drawing>
           <wp:inline xmlns:a="http://schemas.openxmlformats.org/drawingml/2006/main" xmlns:pic="http://schemas.openxmlformats.org/drawingml/2006/picture">
             <wp:extent cx="4389120" cy="4389120"/>
-            <wp:docPr id="7" name="Picture 7"/>
+            <wp:docPr id="8" name="Picture 8"/>
             <wp:cNvGraphicFramePr>
               <a:graphicFrameLocks noChangeAspect="1"/>
             </wp:cNvGraphicFramePr>
@@ -911,7 +951,7 @@
                     <pic:cNvPicPr/>
                   </pic:nvPicPr>
                   <pic:blipFill>
-                    <a:blip r:embed="rId28"/>
+                    <a:blip r:embed="rId29"/>
                     <a:stretch>
                       <a:fillRect/>
                     </a:stretch>
@@ -969,7 +1009,7 @@
         <w:spacing w:after="80"/>
         <w:jc w:val="left"/>
       </w:pPr>
-      <w:hyperlink r:id="rId29">
+      <w:hyperlink r:id="rId30">
         <w:r>
           <w:rPr>
             <w:color w:val="0000FF"/>
@@ -988,7 +1028,7 @@
         <w:drawing>
           <wp:inline xmlns:a="http://schemas.openxmlformats.org/drawingml/2006/main" xmlns:pic="http://schemas.openxmlformats.org/drawingml/2006/picture">
             <wp:extent cx="4389120" cy="4389120"/>
-            <wp:docPr id="8" name="Picture 8"/>
+            <wp:docPr id="9" name="Picture 9"/>
             <wp:cNvGraphicFramePr>
               <a:graphicFrameLocks noChangeAspect="1"/>
             </wp:cNvGraphicFramePr>
@@ -1000,7 +1040,7 @@
                     <pic:cNvPicPr/>
                   </pic:nvPicPr>
                   <pic:blipFill>
-                    <a:blip r:embed="rId30"/>
+                    <a:blip r:embed="rId31"/>
                     <a:stretch>
                       <a:fillRect/>
                     </a:stretch>
